--- a/docs/downloads/البشير-بالخلاص-في-المسيح-1853/doc_0597.docx
+++ b/docs/downloads/البشير-بالخلاص-في-المسيح-1853/doc_0597.docx
@@ -4,7 +4,6 @@
   <w:body>
     <w:p>
       <w:pPr>
-        <w:jc w:val="both"/>
         <w:rPr>
           <w:rtl/>
           <w:lang w:bidi="ar-AE"/>
@@ -18,13 +17,12 @@
             <w:rtl/>
             <w:lang w:bidi="ar-AE"/>
           </w:rPr>
-          <w:t>تقدم الشر على الأرض</w:t>
+          <w:t>تبرير وتقديس</w:t>
         </w:r>
       </w:hyperlink>
     </w:p>
     <w:p>
       <w:pPr>
-        <w:jc w:val="both"/>
         <w:rPr>
           <w:rtl/>
           <w:lang w:bidi="ar-AE"/>
@@ -36,12 +34,11 @@
           <w:rtl/>
           <w:lang w:bidi="ar-AE"/>
         </w:rPr>
-        <w:t>البشير بالخلاص في المسيح 1853</w:t>
+        <w:t>من الفرنسية</w:t>
       </w:r>
     </w:p>
     <w:p>
       <w:pPr>
-        <w:jc w:val="both"/>
         <w:rPr>
           <w:rtl/>
           <w:lang w:bidi="ar-AE"/>
@@ -53,12 +50,11 @@
           <w:rtl/>
           <w:lang w:bidi="ar-AE"/>
         </w:rPr>
-        <w:t>من الضروري أن نعرف جيدًا الشهادة التي يقدمها الله عن شر الإنسان. فبدلاً من أن نرجو تقدمًا مستمرًا للخير لا بد لنا أن نتوقع عكس ذلك وهو تقدّم الشر. إن الأمل بأن الأرض ستمتلئ بمعرفة الرب قبل تنفيذ دينونته على الأرض هو خاطئ. نحن علينا أن نتوقع الشر إلى أن يتضّح بصراخ شديد، أن الرب سيأتي كالديان.</w:t>
+        <w:t>البشير بالخلاص في المسيح 1853</w:t>
       </w:r>
     </w:p>
     <w:p>
       <w:pPr>
-        <w:jc w:val="both"/>
         <w:rPr>
           <w:rtl/>
           <w:lang w:bidi="ar-AE"/>
@@ -70,12 +66,34 @@
           <w:rtl/>
           <w:lang w:bidi="ar-AE"/>
         </w:rPr>
-        <w:t>أولاً لدينا الارتداد عن الإيمان والموجود في المسيحية بذاتها. من ثم تشكيل وسقوط السلطة العالمية لضد المسيح كسلطة مرئية.</w:t>
+        <w:t xml:space="preserve">في اليقين الذي يتكلم به الرسول بطرس عن الحقائق الموضوعة في هذه الرسالة هنالك ما هو منعش للغاية. هنا لا يوجد لا غشاوة ولا عد يقين وإنما بالحري تتكلم الكلمة بكامل الوضوح والتحديد عن أمور معترف بها للذين هي موجّهة إليهم. إيمانهم دخل في امتحان، لكن الأمر كان ثابتًا في محله. أعماق لا يمكن استقصاءها من الحقائق هي لنا وهي جديرة بالملاحظة وضرورية لنا. هي تبعدنا عن كل شك ولا تتركنا نتخبط في الظلام. النفس المولودة من جديد من الممكن أن تكون متحلية بالشجاعة الإنسانية وبالفضيلة (الصفات الأدبية)، لكنها ليس لها محبة للرب يسوع وهذا هو بالتحديد ما يميّز المسيحي. يقول الرسول في 1. بطرس 1: 8: "... </w:t>
+      </w:r>
+      <w:r>
+        <w:rPr>
+          <w:rtl/>
+          <w:lang w:bidi="ar-AE"/>
+        </w:rPr>
+        <w:t>الَّذِي وَإِنْ لَمْ تَرَوْهُ تُحِبُّونَهُ. ذلِكَ وَإِنْ كُنْتُمْ لاَ تَرَوْنَهُ الآنَ لكِنْ تُؤْمِنُونَ بِهِ، فَتَبْتَهِجُونَ بِفَرَحٍ لاَ يُنْطَقُ بِهِ وَمَجِيدٍ،</w:t>
+      </w:r>
+      <w:r>
+        <w:rPr>
+          <w:rFonts w:hint="cs"/>
+          <w:rtl/>
+          <w:lang w:bidi="ar-AE"/>
+        </w:rPr>
+        <w:t>" غير أن هذا ينطبق فقط على المولود ثانية الذي له حياة جديدة تمامًا بأشواق واهتمامات جديدة يعيش في عالم جديد وله غرض محدد له خصيصًا</w:t>
+      </w:r>
+      <w:r>
+        <w:rPr>
+          <w:rFonts w:hint="cs"/>
+          <w:rtl/>
+          <w:lang w:bidi="ar-AE"/>
+        </w:rPr>
+        <w:t>. من دون هذه لا يكون المرء مسيحيًا لأنه ليس له المسيح.</w:t>
       </w:r>
     </w:p>
     <w:p>
       <w:pPr>
-        <w:jc w:val="both"/>
         <w:rPr>
           <w:rtl/>
           <w:lang w:bidi="ar-AE"/>
@@ -87,7 +105,82 @@
           <w:rtl/>
           <w:lang w:bidi="ar-AE"/>
         </w:rPr>
-        <w:t xml:space="preserve">في متى 13: 24 </w:t>
+        <w:t>يكلّم الرسول في هذا الإصحاح اليهود في الشتات "</w:t>
+      </w:r>
+      <w:r>
+        <w:rPr>
+          <w:rtl/>
+          <w:lang w:bidi="ar-AE"/>
+        </w:rPr>
+        <w:t xml:space="preserve">إِلَى الْمُتَغَرِّبِينَ مِنْ شَتَاتِ </w:t>
+      </w:r>
+      <w:r>
+        <w:rPr>
+          <w:rFonts w:hint="cs"/>
+          <w:rtl/>
+          <w:lang w:bidi="ar-AE"/>
+        </w:rPr>
+        <w:t>..." (1. بطرس 1: 1). هو يتّجه إلى مَن ليس لهم وطن، إلى يهود قد رجعوا إلى المسيحية، الذين كانوا مختارين "</w:t>
+      </w:r>
+      <w:r>
+        <w:rPr>
+          <w:rtl/>
+          <w:lang w:bidi="ar-AE"/>
+        </w:rPr>
+        <w:t xml:space="preserve"> بِمُقْتَضَى عِلْمِ اللهِ الآبِ السَّابِقِ، فِي تَقْدِيسِ الرُّوحِ لِلطَّاعَةِ، وَرَشِّ دَمِ يَسُوعَ الْمَسِيحِ</w:t>
+      </w:r>
+      <w:r>
+        <w:rPr>
+          <w:rFonts w:hint="cs"/>
+          <w:rtl/>
+          <w:lang w:bidi="ar-AE"/>
+        </w:rPr>
+        <w:t>" (1. بطرس 1: 2). الاختيار هنا هو مختلف عن اختيار الشعب اليهودي، كما وتقديس مختلف عنهم. ليس بوسائط خارجية، وإنما بالروح القدس كانوا مفصولين ليتشاركوا بتدبير النعمة الحاضر. اليهود القدامى كان البحر الأحمر (الماء) يفصلهم عن مصر، المعمولة بالتقديس الذي يعمله الروح القدس. لننتبه هنا بصورة خاصة إلى كلمة "تقديس". المعنى الأول هو: الانفصال عن العالم لنكون في طرف الله. هذا ما يفعله الله في الذين يدعوهم. الله يجد النفس موضوعة في الشرير، وفي 1. يوحنا 5: 19: مكتوب: "</w:t>
+      </w:r>
+      <w:r>
+        <w:rPr>
+          <w:rtl/>
+        </w:rPr>
+        <w:t xml:space="preserve"> </w:t>
+      </w:r>
+      <w:r>
+        <w:rPr>
+          <w:rtl/>
+          <w:lang w:bidi="ar-AE"/>
+        </w:rPr>
+        <w:t>نَعْلَمُ أَنَّنَا نَحْنُ مِنَ اللهِ، وَالْعَالَمَ كُلَّهُ قَدْ وُضِعَ فِي الشِّرِّيرِ.</w:t>
+      </w:r>
+      <w:r>
+        <w:rPr>
+          <w:rFonts w:hint="cs"/>
+          <w:rtl/>
+          <w:lang w:bidi="ar-AE"/>
+        </w:rPr>
+        <w:t>" من الثمين جدًا بأن نقول</w:t>
+      </w:r>
+      <w:r>
+        <w:rPr>
+          <w:rFonts w:hint="cs"/>
+          <w:rtl/>
+          <w:lang w:bidi="ar-AE"/>
+        </w:rPr>
+        <w:t xml:space="preserve"> هذا</w:t>
+      </w:r>
+      <w:r>
+        <w:rPr>
+          <w:rFonts w:hint="cs"/>
+          <w:rtl/>
+          <w:lang w:bidi="ar-AE"/>
+        </w:rPr>
+        <w:t xml:space="preserve"> بصراحة. </w:t>
+      </w:r>
+      <w:r>
+        <w:rPr>
+          <w:rFonts w:hint="cs"/>
+          <w:rtl/>
+          <w:lang w:bidi="ar-AE"/>
+        </w:rPr>
+        <w:t xml:space="preserve">ليس أن الأمر فقط يدور حول أن نسلك كما يليق </w:t>
       </w:r>
       <w:r>
         <w:rPr>
@@ -102,7 +195,7 @@
           <w:rtl/>
           <w:lang w:bidi="ar-AE"/>
         </w:rPr>
-        <w:t xml:space="preserve"> 30، 36 </w:t>
+        <w:t xml:space="preserve"> ما لا شك فيه أنه حسن جدًا </w:t>
       </w:r>
       <w:r>
         <w:rPr>
@@ -117,35 +210,11 @@
           <w:rtl/>
           <w:lang w:bidi="ar-AE"/>
         </w:rPr>
-        <w:t xml:space="preserve"> 43 نجد مثل الزوان (ومن الممكن تسمية الزوان بتزييف ال</w:t>
-      </w:r>
-      <w:r>
-        <w:rPr>
-          <w:rFonts w:hint="cs"/>
-          <w:rtl/>
-          <w:lang w:bidi="ar-AE"/>
-        </w:rPr>
-        <w:t>حق). العدو زرعه بين البذار الجيدة. إن مساعي المسيحي الآن ليس في نزع الزوان، وإنما "</w:t>
-      </w:r>
-      <w:r>
-        <w:rPr>
-          <w:rtl/>
-          <w:lang w:bidi="ar-AE"/>
-        </w:rPr>
-        <w:t xml:space="preserve"> دَعُوهُمَا يَنْمِيَانِ كِلاَهُمَا مَعًا إِلَى الْحَصَادِ،</w:t>
-      </w:r>
-      <w:r>
-        <w:rPr>
-          <w:rFonts w:hint="cs"/>
-          <w:rtl/>
-          <w:lang w:bidi="ar-AE"/>
-        </w:rPr>
-        <w:t>" (متى 13: 30). هذا نجده في نهاية التدبير الحالي. كل جهودنا يجب أن تكون غايتها جمع كنيسة الله، الورثة مع يسوع المسيح.</w:t>
+        <w:t xml:space="preserve"> وإنما حول الفارق الكبير: نحن من الله، لكن كل العالم موضوع في الشرير. إننا لم نصر بعد مكتملين ما نرغب بأن نكونه. لكننا سنكون كذلك في السماء، لأن الله هناك سيجعلنا مشابهين تمامًا صورة ابنه.</w:t>
       </w:r>
     </w:p>
     <w:p>
       <w:pPr>
-        <w:jc w:val="both"/>
         <w:rPr>
           <w:rtl/>
           <w:lang w:bidi="ar-AE"/>
@@ -157,88 +226,19 @@
           <w:rtl/>
           <w:lang w:bidi="ar-AE"/>
         </w:rPr>
-        <w:t>1. تيموثاوس 4: 1: "</w:t>
-      </w:r>
-      <w:r>
-        <w:rPr>
-          <w:rtl/>
-          <w:lang w:bidi="ar-AE"/>
-        </w:rPr>
-        <w:t>وَلكِنَّ الرُّوحَ يَقُولُ صَرِيحًا: إِنَّهُ فِي الأَزْمِنَةِ الأَخِيرَةِ يَرْتَدُّ قَوْمٌ عَنِ الإِيمَانِ، تَابِعِينَ أَرْوَاحًا مُضِلَّةً وَتَعَالِيمَ شَيَاطِينَ،</w:t>
-      </w:r>
-      <w:r>
-        <w:rPr>
-          <w:rFonts w:hint="cs"/>
-          <w:rtl/>
-          <w:lang w:bidi="ar-AE"/>
-        </w:rPr>
-        <w:t xml:space="preserve">" (قارن 2. تيموثاوس 3: 1 </w:t>
-      </w:r>
-      <w:r>
-        <w:rPr>
-          <w:rtl/>
-          <w:lang w:bidi="ar-AE"/>
-        </w:rPr>
-        <w:t>–</w:t>
-      </w:r>
-      <w:r>
-        <w:rPr>
-          <w:rFonts w:hint="cs"/>
-          <w:rtl/>
-          <w:lang w:bidi="ar-AE"/>
-        </w:rPr>
-        <w:t xml:space="preserve"> 5؛ 4: 1 </w:t>
-      </w:r>
-      <w:r>
-        <w:rPr>
-          <w:rtl/>
-          <w:lang w:bidi="ar-AE"/>
-        </w:rPr>
-        <w:t>–</w:t>
-      </w:r>
-      <w:r>
-        <w:rPr>
-          <w:rFonts w:hint="cs"/>
-          <w:rtl/>
-          <w:lang w:bidi="ar-AE"/>
-        </w:rPr>
-        <w:t xml:space="preserve"> 4؛ أعمال الرسل 20: 28: 31؛ 1. يوحنا 2: 18؛ 2. تسالونيكي 2: 3 </w:t>
-      </w:r>
-      <w:r>
-        <w:rPr>
-          <w:rtl/>
-          <w:lang w:bidi="ar-AE"/>
-        </w:rPr>
-        <w:t>–</w:t>
-      </w:r>
-      <w:r>
-        <w:rPr>
-          <w:rFonts w:hint="cs"/>
-          <w:rtl/>
-          <w:lang w:bidi="ar-AE"/>
-        </w:rPr>
-        <w:t xml:space="preserve"> 12). إننا نرى بأن الزوان تم زرعه في أيام الرسل، ولذا لدينا أيضًا شهادة الله في ذلك لإنذارنا ولتهدينا ولتشاركنا بنور كامل في هذه الحالة </w:t>
-      </w:r>
-      <w:r>
-        <w:rPr>
-          <w:rFonts w:hint="cs"/>
-          <w:rtl/>
-          <w:lang w:bidi="ar-AE"/>
-        </w:rPr>
-        <w:t>من ا</w:t>
-      </w:r>
-      <w:r>
-        <w:rPr>
-          <w:rFonts w:hint="cs"/>
-          <w:rtl/>
-          <w:lang w:bidi="ar-AE"/>
-        </w:rPr>
-        <w:t>لأمور متى ما حدثت هذه الأحداث البغيضة.</w:t>
+        <w:t>الله فرزنا لنفسه كما يُقتلع الحجر من المحجر ويوضع جانبًا، حجر محدد، يُكَسّر، يُشَكّل ويُضاف في أحد المباني. حجر مقتلع خام مثل هذا كثيرًا ما يتطلب عملاً مجهدًا قبل وضعه في البيت. هكذا يفصل الله النفس، ويعدّها ويشكّلها ليضعها في مسكنه الروحي. هنالك الكثير من المواد الغير نافعة يجب عزلها، لكن الله يتعامل كل الأيام بنعمته. من اللحظة التي تُقتلع النفس من هذا العالم، تكون مقدسة وموضوعة في طرف الله. هنا يتكلم الرسول عن التقديس، قبل أن يتكلم عن طاعة يسوع المسيح وشجاعته،</w:t>
+      </w:r>
+      <w:r>
+        <w:rPr>
+          <w:rFonts w:hint="cs"/>
+          <w:rtl/>
+          <w:lang w:bidi="ar-AE"/>
+        </w:rPr>
+        <w:t xml:space="preserve"> فإننا مقدسين لكل منهما. هو ينتزعنا من طريق هذا العالم ليضعنا تحت تأثير عمل هذا الدم الثمين.</w:t>
       </w:r>
     </w:p>
     <w:p>
       <w:pPr>
-        <w:jc w:val="both"/>
         <w:rPr>
           <w:rtl/>
           <w:lang w:bidi="ar-AE"/>
@@ -250,20 +250,153 @@
           <w:rtl/>
           <w:lang w:bidi="ar-AE"/>
         </w:rPr>
-        <w:t>إن الفساد يتزايد إلى أخيرًا يأتي إنسان الخطية، ويُستعلن ضد المسيح. ليس الإنجيل الذي سيوحّد العالم، وإنما الشر. في العدد 11 من رسالة يهوذا نجد 3 أنواع من الارتداد متحدة في أولئك الناس: الارتداد الطبيعي، الارتداد الكنسي عن الله والتمرد العلني الذي ستقع عليه الدينونة</w:t>
-      </w:r>
-      <w:r>
-        <w:rPr>
-          <w:rFonts w:hint="cs"/>
-          <w:rtl/>
-          <w:lang w:bidi="ar-AE"/>
-        </w:rPr>
-        <w:t>. إننا نرى أولاً طابع قايين، ارتداد الطبيعة، الكراهية، الاثم. ثانيًا نحن نرى طابع بلعام، تعليم كاذب لأجل أجرة، كما والارتداد الكنسي، وثالثًا نرى طابع قورح، الذين تمردوا على حقوق الكهنوت والمُلك، أي مُلك المسيح، ممثلاً في المثالين موسى وهارون.</w:t>
+        <w:t xml:space="preserve">بهذا يكون الحجر ملائمًا تمامًا للغرض المُعَدّ له. لكنه يتطلب إعدادًا مستمرًا إضافيًا لهذا الغرض الذي سبق الله وأعدّه لنفسه. هذا هو عمل الروح القدس. النفس يُعدّها الله للطاعة. إلى لحظة فصلها كانت قد فعلت إرادتها فقط وسارت في طريقها. غير أن الأمر لا يعتمد إن كان الإنسان صالحًا نوعًا ما في حالته الطبيعية، إن كان في طابعه لينًا أو حارًا </w:t>
+      </w:r>
+      <w:r>
+        <w:rPr>
+          <w:rtl/>
+          <w:lang w:bidi="ar-AE"/>
+        </w:rPr>
+        <w:t>–</w:t>
+      </w:r>
+      <w:r>
+        <w:rPr>
+          <w:rFonts w:hint="cs"/>
+          <w:rtl/>
+          <w:lang w:bidi="ar-AE"/>
+        </w:rPr>
+        <w:t xml:space="preserve"> كيفما الرب أوقف الرسول بولس في طريقه </w:t>
+      </w:r>
+      <w:r>
+        <w:rPr>
+          <w:rtl/>
+          <w:lang w:bidi="ar-AE"/>
+        </w:rPr>
+        <w:t>–</w:t>
+      </w:r>
+      <w:r>
+        <w:rPr>
+          <w:rFonts w:hint="cs"/>
+          <w:rtl/>
+          <w:lang w:bidi="ar-AE"/>
+        </w:rPr>
+        <w:t xml:space="preserve"> هذا الرسول قد تعلّم بالقدر الكافي في ديانة آبائه وكان مقتنعًا بأن يفعل مشيئة الله </w:t>
+      </w:r>
+      <w:r>
+        <w:rPr>
+          <w:rtl/>
+          <w:lang w:bidi="ar-AE"/>
+        </w:rPr>
+        <w:t>–</w:t>
+      </w:r>
+      <w:r>
+        <w:rPr>
+          <w:rFonts w:hint="cs"/>
+          <w:rtl/>
+          <w:lang w:bidi="ar-AE"/>
+        </w:rPr>
+        <w:t xml:space="preserve"> لكنه طاوع إرادته بحسب التوجيه الذي كان منطبعًا منه من تقليد آبائه. هو لم يسأل قط: "</w:t>
+      </w:r>
+      <w:r>
+        <w:rPr>
+          <w:rFonts w:hint="cs"/>
+          <w:rtl/>
+          <w:lang w:bidi="ar-AE"/>
+        </w:rPr>
+        <w:t xml:space="preserve">ماذا أفعل يا رب؟" (أعمال الرسل 22: 10) </w:t>
+      </w:r>
+      <w:r>
+        <w:rPr>
+          <w:rtl/>
+          <w:lang w:bidi="ar-AE"/>
+        </w:rPr>
+        <w:t>–</w:t>
+      </w:r>
+      <w:r>
+        <w:rPr>
+          <w:rFonts w:hint="cs"/>
+          <w:rtl/>
+          <w:lang w:bidi="ar-AE"/>
+        </w:rPr>
+        <w:t xml:space="preserve"> إلى أن طرحه الرب يسوع وهو في طريقه إلى دمشق، أرضًا بكلمة: مهما كان تصرف النفس قبل انفصالها </w:t>
+      </w:r>
+      <w:r>
+        <w:rPr>
+          <w:rtl/>
+          <w:lang w:bidi="ar-AE"/>
+        </w:rPr>
+        <w:t>–</w:t>
+      </w:r>
+      <w:r>
+        <w:rPr>
+          <w:rFonts w:hint="cs"/>
+          <w:rtl/>
+          <w:lang w:bidi="ar-AE"/>
+        </w:rPr>
+        <w:t xml:space="preserve"> فهي لم تفعل مشيئة الله قط. بالمقابل فهي مأمورية نفس مقدّسة ومنفصلة بأن تفعل مشيئة الله. من الممكن أن تفشل في ذلك، لكنها مأموريتها وتبقى كذلك. قال يسوع: "</w:t>
+      </w:r>
+      <w:r>
+        <w:rPr>
+          <w:rtl/>
+        </w:rPr>
+        <w:t xml:space="preserve"> </w:t>
+      </w:r>
+      <w:r>
+        <w:rPr>
+          <w:rtl/>
+          <w:lang w:bidi="ar-AE"/>
+        </w:rPr>
+        <w:t>ثُمَّ قُلْتُ: هنَذَا أَجِيءُ. فِي دَرْجِ الْكِتَابِ مَكْتُوبٌ عَنِّي، لأَفْعَلَ مَشِيئَتَكَ يَا أَللهُ». (10:9) ثُمَّ قَالَ:«هنَذَا أَجِيءُ لأَفْعَلَ مَشِيئَتَكَ يَا أَللهُ». يَنْزِعُ الأَوَّلَ لِكَيْ يُثَبِّتَ الثَّانِيَ.</w:t>
+      </w:r>
+      <w:r>
+        <w:rPr>
+          <w:rFonts w:hint="cs"/>
+          <w:rtl/>
+          <w:lang w:bidi="ar-AE"/>
+        </w:rPr>
+        <w:t xml:space="preserve">" (عبرانيين 10: 7، 9) </w:t>
+      </w:r>
+      <w:r>
+        <w:rPr>
+          <w:rtl/>
+          <w:lang w:bidi="ar-AE"/>
+        </w:rPr>
+        <w:t>–</w:t>
+      </w:r>
+      <w:r>
+        <w:rPr>
+          <w:rFonts w:hint="cs"/>
+          <w:rtl/>
+          <w:lang w:bidi="ar-AE"/>
+        </w:rPr>
+        <w:t xml:space="preserve"> في مفهوم ما هو لم يكن يحتاج للتقديس (الانفصال)، لأنه كان قدوسًا، لكن غاية حياته كلها كانت الطاعة. هو قبِل على نفسه العبودية، كان في هيئة الجسد الخاطئ وأطاع حتى الموت موت الصليب. هو كان هنا فقط لأجل الله، غرض حياته</w:t>
+      </w:r>
+      <w:r>
+        <w:rPr>
+          <w:rFonts w:hint="cs"/>
+          <w:rtl/>
+          <w:lang w:bidi="ar-AE"/>
+        </w:rPr>
+        <w:t xml:space="preserve"> كان </w:t>
+      </w:r>
+      <w:r>
+        <w:rPr>
+          <w:rtl/>
+          <w:lang w:bidi="ar-AE"/>
+        </w:rPr>
+        <w:t>فقط ليتمم مشيئة الله</w:t>
+      </w:r>
+      <w:r>
+        <w:rPr>
+          <w:rFonts w:hint="cs"/>
+          <w:rtl/>
+          <w:lang w:bidi="ar-AE"/>
+        </w:rPr>
+        <w:t>.</w:t>
       </w:r>
     </w:p>
     <w:p>
       <w:pPr>
-        <w:jc w:val="both"/>
         <w:rPr>
           <w:rtl/>
           <w:lang w:bidi="ar-AE"/>
@@ -275,66 +408,35 @@
           <w:rtl/>
           <w:lang w:bidi="ar-AE"/>
         </w:rPr>
-        <w:t xml:space="preserve">إن أراد المرء بأن يعبّر بحسب كلمة الله فسيقول: إننا سنرى بأن كل ما له سلطة وقدرة، كل ما هو متسلط، سيعمل في نشاط في هذا العالم، ولكن من دون اهتمام </w:t>
-      </w:r>
-      <w:r>
-        <w:rPr>
-          <w:rFonts w:hint="cs"/>
-          <w:rtl/>
-          <w:lang w:bidi="ar-AE"/>
-        </w:rPr>
-        <w:t>ب</w:t>
-      </w:r>
-      <w:r>
-        <w:rPr>
-          <w:rFonts w:hint="cs"/>
-          <w:rtl/>
-          <w:lang w:bidi="ar-AE"/>
-        </w:rPr>
-        <w:t xml:space="preserve">الله. كل الوسائل البشرية، كل قدرات الإنسان، كل مواهبه، كل علمه ستتطور، كل ما يغوي القلب ويتسلط على الروح، كل ما في طابع الإنسان وطبيعته التي يعرف أن يساعد نفسه فيها من دون أن يهتز ضميره في أي منها </w:t>
-      </w:r>
-      <w:r>
-        <w:rPr>
-          <w:rtl/>
-          <w:lang w:bidi="ar-AE"/>
-        </w:rPr>
-        <w:t>–</w:t>
-      </w:r>
-      <w:r>
-        <w:rPr>
-          <w:rFonts w:hint="cs"/>
-          <w:rtl/>
-          <w:lang w:bidi="ar-AE"/>
-        </w:rPr>
-        <w:t xml:space="preserve"> هذا سيُدهش العالم وسيجذبه إلى مجال تأثير ضد المسيح. فالمرء يريد أن يجمّل مجد الإنسان، وأن يتمرد على الله وأن لا يخدم المسيح</w:t>
-      </w:r>
-      <w:r>
-        <w:rPr>
-          <w:rFonts w:hint="cs"/>
-          <w:rtl/>
-          <w:lang w:bidi="ar-AE"/>
-        </w:rPr>
-        <w:t>، وأن لا يخضع له. "</w:t>
-      </w:r>
-      <w:r>
-        <w:rPr>
-          <w:rtl/>
-          <w:lang w:bidi="ar-AE"/>
-        </w:rPr>
-        <w:t>كُلَّ مَنْ يَرْفَعُ نَفْسَهُ يَتَّضِعُ،</w:t>
-      </w:r>
-      <w:r>
-        <w:rPr>
-          <w:rFonts w:hint="cs"/>
-          <w:rtl/>
-          <w:lang w:bidi="ar-AE"/>
-        </w:rPr>
-        <w:t>" (لوقا 18: 14).</w:t>
+        <w:t>لكن كما نرى فالنفس لم تُفصَل فقط لأجل الطاعة، وإنما أيضًا لتوضع تحت رشّ دم يسوع ولتتمتع ببركاته. "دم</w:t>
+      </w:r>
+      <w:r>
+        <w:rPr>
+          <w:rFonts w:hint="cs"/>
+          <w:rtl/>
+          <w:lang w:bidi="ar-AE"/>
+        </w:rPr>
+        <w:t xml:space="preserve"> يسوع</w:t>
+      </w:r>
+      <w:r>
+        <w:rPr>
+          <w:rFonts w:hint="cs"/>
+          <w:rtl/>
+          <w:lang w:bidi="ar-AE"/>
+        </w:rPr>
+        <w:t xml:space="preserve"> المسيح، </w:t>
+      </w:r>
+      <w:r>
+        <w:rPr>
+          <w:rFonts w:hint="cs"/>
+          <w:rtl/>
+          <w:lang w:bidi="ar-AE"/>
+        </w:rPr>
+        <w:t>دم ابنه (الله)، يطهرنا من كل خطية" (1. يوحنا 1: 7). الأمر هنا لا يدور حول دم ثيران وعجول غير قادرة على تطهير ضمير مَن قام بالخدمة، وإنما حول دم يسوع الذي بلا عيب بذل نفسه بروح أزلي لله، وهذا الدم هو الذي يطهّر الضمير تمامًا (عبرانيين 9: 14).</w:t>
       </w:r>
     </w:p>
     <w:p>
       <w:pPr>
-        <w:jc w:val="both"/>
         <w:rPr>
           <w:rtl/>
           <w:lang w:bidi="ar-AE"/>
@@ -346,21 +448,65 @@
           <w:rtl/>
           <w:lang w:bidi="ar-AE"/>
         </w:rPr>
-        <w:t xml:space="preserve">فإن كان الشر سيزداد سوءً حتى الدينونة، فالله يقوّي في الوقت ذاته الشهادة أكثر التي ستفرّق بين الخير والشر. إني أعتقد بأن الله دائمًا يتصرف هكذا. ولا يمكن للمرء أن ينكر بأن الله يعمل في أيامنا في صورة نراها بالعيان. على المرء أن يشكره من كل قلبه وهذا يبرهن أكثر بأن الوقت قريب بأن الله سيختطف خاصته من العالم. إنهما علامتان قبيل وقوع الدينونة: الأولى، بأن الشر سيتعظم، بأن الاثم سيزداد وبأن كل موارد </w:t>
-      </w:r>
-      <w:r>
-        <w:rPr>
-          <w:rFonts w:hint="cs"/>
-          <w:rtl/>
-          <w:lang w:bidi="ar-AE"/>
-        </w:rPr>
-        <w:lastRenderedPageBreak/>
-        <w:t>معونة الإنسان ستظهر بصورة رائعة، والثانية، بأن المسيحيين سيُختطفون من الحالة الحاضرة. ولكن في ذلك لا يوجد أي شيء يمنعنا بأن نعمل في عمل الله.</w:t>
+        <w:t xml:space="preserve">اليهود الذين تحت الناموس اعتمدوا على قوتهم، صحيح أنه ذُكر: "كل ما تكلّم به الرب نفعله!" (خروج 19: 8) </w:t>
+      </w:r>
+      <w:r>
+        <w:rPr>
+          <w:rtl/>
+          <w:lang w:bidi="ar-AE"/>
+        </w:rPr>
+        <w:t>–</w:t>
+      </w:r>
+      <w:r>
+        <w:rPr>
+          <w:rFonts w:hint="cs"/>
+          <w:rtl/>
+          <w:lang w:bidi="ar-AE"/>
+        </w:rPr>
+        <w:t xml:space="preserve"> بالتالي هم أرادوا بأن يلبوا مأمورية أُمروا بها. أما هنا ما لنا هو بالحري الروح الذي ي</w:t>
+      </w:r>
+      <w:r>
+        <w:rPr>
+          <w:rFonts w:hint="cs"/>
+          <w:rtl/>
+          <w:lang w:bidi="ar-AE"/>
+        </w:rPr>
+        <w:t>ج</w:t>
+      </w:r>
+      <w:r>
+        <w:rPr>
+          <w:rFonts w:hint="cs"/>
+          <w:rtl/>
+          <w:lang w:bidi="ar-AE"/>
+        </w:rPr>
+        <w:t xml:space="preserve">علنا نقول: "ماذا تريد أن أفعل؟" </w:t>
+      </w:r>
+      <w:r>
+        <w:rPr>
+          <w:rtl/>
+          <w:lang w:bidi="ar-AE"/>
+        </w:rPr>
+        <w:t>–</w:t>
+      </w:r>
+      <w:r>
+        <w:rPr>
+          <w:rFonts w:hint="cs"/>
+          <w:rtl/>
+          <w:lang w:bidi="ar-AE"/>
+        </w:rPr>
+        <w:t xml:space="preserve"> إنه الخضوع، إنه مبدأ الطاعة الناشئ فعلاً في القلب، والقائل: "أنا لا أعلم ما تريد. لكن هأنذا مستعد بأن أفعل مشيئتك." هذه هي الطاعة دون تردد. ليس الأمر هنا عن قواعد لا يمكن للإنسان أن يتممها</w:t>
+      </w:r>
+      <w:r>
+        <w:rPr>
+          <w:rFonts w:hint="cs"/>
+          <w:rtl/>
+          <w:lang w:bidi="ar-AE"/>
+        </w:rPr>
+        <w:t>، وإنما حول إرادة قد تغيّرت تمامًا خاضعة كليًا لله. إن رش دم يسوع يمنح القلب المنفصل لله التطهير والسلام. إنهما ليس كما كان الحال مع اليهودي مقدّم الذبيحة، قد تطهّر لسنة واحدة فقط، وإنما للأبد. فالنفس التي يطلقها الروح القدس من طريق هذا العالم، تحتاج في كل الظروف للإعداد الإلهي. وإن حُفظت من أعباء الحياة بعناية إلهية، إلا أنها كانت تسير في إرادتها الذاتية في ذهن عالمي وكان لا بد من ملئها بمحبة الله لتكون قادرة بأن تتمم المشيئة الإلهية.</w:t>
       </w:r>
     </w:p>
     <w:p>
       <w:pPr>
-        <w:jc w:val="both"/>
         <w:rPr>
           <w:rtl/>
           <w:lang w:bidi="ar-AE"/>
@@ -372,20 +518,70 @@
           <w:rtl/>
           <w:lang w:bidi="ar-AE"/>
         </w:rPr>
-        <w:t>إني أرى بأن الخير فعّال، بأن ينتشر ويمتد وبأن الله يفصل أولاده عن الشر. وأرى في الجانب الآخر كيف تنمو مبادئ الشر أمام الأنظار.</w:t>
-      </w:r>
-      <w:r>
-        <w:rPr>
-          <w:rFonts w:hint="cs"/>
-          <w:rtl/>
-          <w:lang w:bidi="ar-AE"/>
-        </w:rPr>
-        <w:t xml:space="preserve"> أنا أرى في كلمة الله شرحًا صريحًا، بأن التدبير الحالي يدنو من نهايته وبأن الشر سيصل إلى أسمى مستوى، إلى أن يُهلَك الشرير بمجيء المسيح.</w:t>
+        <w:t>إن كلمة "تقديس" لها معاني مختلفة في الكتاب المقدس. في الموضع المذكور أعلاه تُشير إلى الانفصال عن العالم والانحياز إلى طرف الله للطاعة ولرش دم يسوع المسيح. ولكن من الجانب الآخر</w:t>
+      </w:r>
+      <w:r>
+        <w:rPr>
+          <w:rFonts w:hint="cs"/>
+          <w:rtl/>
+          <w:lang w:bidi="ar-AE"/>
+        </w:rPr>
+        <w:t xml:space="preserve"> فهذا يعني استمرار عمل الروح القدس اليومي في النفس المنفصلة لإعدادها للغرض الذي سبق وأعدّه الله لنفسه. "</w:t>
+      </w:r>
+      <w:r>
+        <w:rPr>
+          <w:rtl/>
+          <w:lang w:bidi="ar-AE"/>
+        </w:rPr>
+        <w:t xml:space="preserve"> اِتْبَعُوا السَّلاَمَ مَعَ الْجَمِيعِ، وَالْقَدَاسَةَ الَّتِي بِدُونِهَا لَنْ يَرَى أَحَدٌ الرَّبَّ،</w:t>
+      </w:r>
+      <w:r>
+        <w:rPr>
+          <w:rFonts w:hint="cs"/>
+          <w:rtl/>
+          <w:lang w:bidi="ar-AE"/>
+        </w:rPr>
+        <w:t xml:space="preserve">" (عبرانيين 12: 14) </w:t>
+      </w:r>
+      <w:r>
+        <w:rPr>
+          <w:rtl/>
+          <w:lang w:bidi="ar-AE"/>
+        </w:rPr>
+        <w:t>–</w:t>
+      </w:r>
+      <w:r>
+        <w:rPr>
+          <w:rFonts w:hint="cs"/>
+          <w:rtl/>
+          <w:lang w:bidi="ar-AE"/>
+        </w:rPr>
+        <w:t xml:space="preserve"> "</w:t>
+      </w:r>
+      <w:r>
+        <w:rPr>
+          <w:rtl/>
+        </w:rPr>
+        <w:t xml:space="preserve"> </w:t>
+      </w:r>
+      <w:r>
+        <w:rPr>
+          <w:rtl/>
+          <w:lang w:bidi="ar-AE"/>
+        </w:rPr>
+        <w:t>وَإِلهُ السَّلاَمِ نَفْسُهُ يُقَدِّسُكُمْ بِالتَّمَامِ. وَلْتُحْفَظْ رُوحُكُمْ وَنَفْسُكُمْ وَجَسَدُكُمْ كَامِلَةً بِلاَ لَوْمٍ عِنْدَ مَجِيءِ رَبِّنَا يَسُوعَ الْمَسِيحِ.</w:t>
+      </w:r>
+      <w:r>
+        <w:rPr>
+          <w:rFonts w:hint="cs"/>
+          <w:rtl/>
+          <w:lang w:bidi="ar-AE"/>
+        </w:rPr>
+        <w:t>" (1. تسالونيكي 5: 23).</w:t>
       </w:r>
     </w:p>
     <w:p>
       <w:pPr>
-        <w:jc w:val="both"/>
         <w:rPr>
           <w:rtl/>
           <w:lang w:bidi="ar-AE"/>
@@ -397,27 +593,19 @@
           <w:rtl/>
           <w:lang w:bidi="ar-AE"/>
         </w:rPr>
-        <w:t>وفي الختام لنا الإنذار الذي يعطينا إياه الرب في رومية 11: 22: "</w:t>
-      </w:r>
-      <w:r>
-        <w:rPr>
-          <w:rtl/>
-          <w:lang w:bidi="ar-AE"/>
-        </w:rPr>
-        <w:t>فَهُوَذَا لُطْفُ اللهِ وَصَرَامَتُهُ: أَمَّا الصَّرَامَةُ فَعَلَى الَّذِينَ سَقَطُوا، وَأَمَّا اللُّطْفُ فَلَكَ، إِنْ ثَبَتَّ فِي اللُّطْفِ، وَإِلاَّ فَأَنْتَ أَيْضًا سَتُقْطَعُ.</w:t>
-      </w:r>
-      <w:r>
-        <w:rPr>
-          <w:rFonts w:hint="cs"/>
-          <w:rtl/>
-          <w:lang w:bidi="ar-AE"/>
-        </w:rPr>
-        <w:t>"</w:t>
+        <w:t>إن لم يولد المرء من جديد، فإنه يكون لا يزال للعالم الموضوع للهلاك. فكما أننا وُلدنا من آدم فحتمًا لا بد لنا أيضًا بأن نكون مولودين من المسيح. عندما يسكن الروح القدس في القلب، فإنه يكون مولودًا ثانية بحياة تسعى نحو هدف مختلف، نحو المسيح. إن هذا لا يحدث بأحكام معينة موجّهة للإنسان العتيق، وإنما بحياة جديدة. هذه الحياة ليست هي لهذا العالم، لا في أصولها ولا في غايتها، بالتالي لا يمكنها أن تتعامل معه. إن غاية المسيحي، غرضه وفرحه هو فيما يختص بالمسيح. ميوله سماوية كميول المسيح، الروح الذي فيه لا يمكن أن يكون غير الذي كان في المسيح</w:t>
+      </w:r>
+      <w:r>
+        <w:rPr>
+          <w:rFonts w:hint="cs"/>
+          <w:rtl/>
+          <w:lang w:bidi="ar-AE"/>
+        </w:rPr>
+        <w:t>. المسيحي بإمكانه أن يخطئ، وهذا نعلمه. لكن هذا لا يُبطل الحقيقة، بأنه لا شركة بينه والعالم. أما العالم فهو يحسب حياته أنها حزينة لأنه لا يعرف أفراحها.</w:t>
       </w:r>
     </w:p>
     <w:p>
       <w:pPr>
-        <w:jc w:val="both"/>
         <w:rPr>
           <w:rtl/>
           <w:lang w:bidi="ar-AE"/>
@@ -429,12 +617,101 @@
           <w:rtl/>
           <w:lang w:bidi="ar-AE"/>
         </w:rPr>
-        <w:t>هل تجاوبت الكنيسة مع لطف الله هذا؟ إن المسيحية في كل مجملها ازدادت سوءً، وتدبير الأمم هذا لم يكن أمينًا. هل من الممكن أن تتجدد ثانية؟ كلا، إنه مستحيل. كما أنه تم قطع التدبير اليهودي هكذا سيكون أيضًا مع التدبير المسيحي. يا ليت الله يعطينا نعمة بأن نتمسك برجائنا وبأن نعتمد على أمانته التي لن تتركنا أبدًا.</w:t>
+        <w:t>نعم، فرحنا عظيم. الموت، إبليس وقوات الشر الروحية قد أُزيلت بالمسيح، وقيامته أبادت كل ما كان يتوسّط بيننا والمجد. هو جلس مكاننا، متغلبًا على كل عواقبه غالبًا العالم وإبليس: "</w:t>
+      </w:r>
+      <w:r>
+        <w:rPr>
+          <w:rtl/>
+          <w:lang w:bidi="ar-AE"/>
+        </w:rPr>
+        <w:t xml:space="preserve"> قَاوِمُوا إِبْلِيسَ فَيَهْرُبَ مِنْكُمْ</w:t>
+      </w:r>
+      <w:r>
+        <w:rPr>
+          <w:rFonts w:hint="cs"/>
+          <w:rtl/>
+          <w:lang w:bidi="ar-AE"/>
+        </w:rPr>
+        <w:t xml:space="preserve">" (يعقوب 4: 7). إن كان قد غُلب فليس لنا أن نغلبه، وإنما فقط علينا أن نقاومه، وإن قاومناه فهو يعلم بأنه يواجه المسيح الذي غلبه. الجسد لا يقاومه. يسوع يمنحنا رجاء حيًا بقيامته من الأموات. إذ أننا فيه، فنحن نقف على أساس لا يتزعزع. هو انتصر في كل نحو واقتنى </w:t>
+      </w:r>
+      <w:r>
+        <w:rPr>
+          <w:rtl/>
+          <w:lang w:bidi="ar-AE"/>
+        </w:rPr>
+        <w:t>مِيرَاث</w:t>
+      </w:r>
+      <w:r>
+        <w:rPr>
+          <w:rFonts w:hint="cs"/>
+          <w:rtl/>
+          <w:lang w:bidi="ar-AE"/>
+        </w:rPr>
+        <w:t>ًا</w:t>
+      </w:r>
+      <w:r>
+        <w:rPr>
+          <w:rtl/>
+          <w:lang w:bidi="ar-AE"/>
+        </w:rPr>
+        <w:t xml:space="preserve"> </w:t>
+      </w:r>
+      <w:r>
+        <w:rPr>
+          <w:rFonts w:hint="cs"/>
+          <w:rtl/>
+          <w:lang w:bidi="ar-AE"/>
+        </w:rPr>
+        <w:t>"</w:t>
+      </w:r>
+      <w:r>
+        <w:rPr>
+          <w:rtl/>
+          <w:lang w:bidi="ar-AE"/>
+        </w:rPr>
+        <w:t>لاَ يَفْنَى وَلاَ يَتَدَنَّسُ وَلاَ يَضْمَحِلُّ، مَحْفُوظٌ فِي السَّمَاوَاتِ</w:t>
+      </w:r>
+      <w:r>
+        <w:rPr>
+          <w:rFonts w:hint="cs"/>
+          <w:rtl/>
+          <w:lang w:bidi="ar-AE"/>
+        </w:rPr>
+        <w:t>"</w:t>
+      </w:r>
+      <w:r>
+        <w:rPr>
+          <w:rtl/>
+          <w:lang w:bidi="ar-AE"/>
+        </w:rPr>
+        <w:t xml:space="preserve"> لأَجْلِ</w:t>
+      </w:r>
+      <w:r>
+        <w:rPr>
+          <w:rFonts w:hint="cs"/>
+          <w:rtl/>
+          <w:lang w:bidi="ar-AE"/>
+        </w:rPr>
+        <w:t>نا، نحن "</w:t>
+      </w:r>
+      <w:r>
+        <w:rPr>
+          <w:rtl/>
+          <w:lang w:bidi="ar-AE"/>
+        </w:rPr>
+        <w:t>الَّذِينَ بِقُوَّةِ اللهِ مَحْرُوسُونَ، بِإِيمَانٍ، لِخَلاَصٍ مُسْتَعَدٍّ أَنْ يُعْلَنَ فِي الزَّمَانِ الأَخِيرِ.</w:t>
+      </w:r>
+      <w:r>
+        <w:rPr>
+          <w:rFonts w:hint="cs"/>
+          <w:rtl/>
+          <w:lang w:bidi="ar-AE"/>
+        </w:rPr>
+        <w:t>" (1. بطرس 1: 4، 5). هذا الكنز موجود في السموات، لذا فليس لي أن أخشى من شيء، فهو محفوظ جيدًا. لكن ما أخشاه من ناحيتي، هي التجارب وكل أنواع الصعاب، لأني لا زلت سائحًا على الأرض. هذا صحيح، لكن ضماننا لا يكمن في أننا لا نُمتحن أو نُجَرَّب، وإنما في أن الله يحفظنا في الامتحان على الأرض كما أن ميراثنا محفوظ لنا في السموات.</w:t>
       </w:r>
     </w:p>
     <w:p>
       <w:pPr>
-        <w:jc w:val="both"/>
         <w:rPr>
           <w:rtl/>
           <w:lang w:bidi="ar-AE"/>
@@ -446,22 +723,74 @@
           <w:rtl/>
           <w:lang w:bidi="ar-AE"/>
         </w:rPr>
-        <w:t xml:space="preserve">إذ أن روح الله هو قوة الكنيسة الحقيقية، فإن تكبرها سيبدأ بمجرد أن تطيع إرادة الإنسان وسلطته بدلاً من أن تخضع للمسيح، وباستنادها على الإنسان وتنازلها عن الحق لتتبع الكذب. المسيح هو الرأس. الروح القدس هو القدرة الوحيدة </w:t>
-      </w:r>
-      <w:r>
-        <w:rPr>
-          <w:rFonts w:hint="cs"/>
-          <w:rtl/>
-          <w:lang w:bidi="ar-AE"/>
-        </w:rPr>
-        <w:t>التي بواسطتها تقدر الكنيسة بأن تعمل. عندما لا تُقاد الكنيسة بالروح القدس وفي هذا المفهوم لا تكون خاضعة حقيقة للمسيح، فالمسيحية تكون متمردة. في هذه الحالة من التمرد ستكون السلطة المدنية هي القائمة في نهاية التدبير الحالي. إن الارتداد في النظام المدني هو أمر يظهر للعيان بدرجة أكبر ومُلفت للنظر أكثر. كل سلطة مدنية هي من الله، غير أنها موجودة في حالة التمرد أو الارتداد، عندما تتمرد على مَن أعطاها سلطتها بدلاً من خضوعها لله.</w:t>
+        <w:t xml:space="preserve">هذا هو مقام المسيحي الذي انفصل بقيامة المسيح ووُلد ثانية. </w:t>
+      </w:r>
+      <w:r>
+        <w:rPr>
+          <w:rFonts w:hint="cs"/>
+          <w:rtl/>
+          <w:lang w:bidi="ar-AE"/>
+        </w:rPr>
+        <w:t xml:space="preserve">في </w:t>
+      </w:r>
+      <w:r>
+        <w:rPr>
+          <w:rFonts w:hint="cs"/>
+          <w:rtl/>
+          <w:lang w:bidi="ar-AE"/>
+        </w:rPr>
+        <w:t xml:space="preserve">انتظارنا للمجد نُحفَظ بقدرة الله بالإيمان، منفصلين عن العالم بقدرة ونوال حياة المسيح الذي حاز على الانتصار على كل ما كان سيعيق مشاركتنا فيه. الله هو الذي يُعدّ الأرضية </w:t>
+      </w:r>
+      <w:r>
+        <w:rPr>
+          <w:rFonts w:hint="cs"/>
+          <w:rtl/>
+          <w:lang w:bidi="ar-AE"/>
+        </w:rPr>
+        <w:t xml:space="preserve">لتتنقى كل أشواق القلب وتتطهر وتُمتحن إلى تلك الصورة، لتكون في توافق كامل مع المجد الذي في السماء. هل من العبث يُلقى بالذهب في البوتقة أم يحدث هذا لأنه لا زال ليس ذهبًا خالصًا وإنما سيكون؟ يجب أن يتنقى من شوائبه. الله ينزع من قلوبنا بالامتحان ما ليس طاهرًا ليتسنى لنا أن نفرح بالمجد حال دخولنا فيه. </w:t>
+      </w:r>
+      <w:r>
+        <w:rPr>
+          <w:rFonts w:hint="cs"/>
+          <w:rtl/>
+          <w:lang w:bidi="ar-AE"/>
+        </w:rPr>
+        <w:t>"</w:t>
+      </w:r>
+      <w:r>
+        <w:rPr>
+          <w:rtl/>
+          <w:lang w:bidi="ar-AE"/>
+        </w:rPr>
+        <w:t xml:space="preserve"> </w:t>
+      </w:r>
+      <w:r>
+        <w:rPr>
+          <w:rFonts w:hint="cs"/>
+          <w:rtl/>
+          <w:lang w:bidi="ar-AE"/>
+        </w:rPr>
+        <w:t>...</w:t>
+      </w:r>
+      <w:r>
+        <w:rPr>
+          <w:rtl/>
+          <w:lang w:bidi="ar-AE"/>
+        </w:rPr>
+        <w:t xml:space="preserve"> فَتَبْتَهِجُونَ بِفَرَحٍ لاَ يُنْطَقُ بِهِ وَمَجِيدٍ، (1:9) نَائِلِينَ غَايَةَ إِيمَانِكُمْ خَلاَصَ النُّفُوسِ.</w:t>
+      </w:r>
+      <w:r>
+        <w:rPr>
+          <w:rFonts w:hint="cs"/>
+          <w:rtl/>
+          <w:lang w:bidi="ar-AE"/>
+        </w:rPr>
+        <w:t>"</w:t>
       </w:r>
     </w:p>
     <w:p>
       <w:pPr>
-        <w:jc w:val="both"/>
-        <w:rPr>
-          <w:rtl/>
+        <w:rPr>
           <w:lang w:bidi="ar-AE"/>
         </w:rPr>
       </w:pPr>
@@ -471,124 +800,43 @@
           <w:rtl/>
           <w:lang w:bidi="ar-AE"/>
         </w:rPr>
-        <w:t>إن هذا سيتواجد في حضن المسيحية، وبالإضافة، كما هو ظاهر، سيكون الشر هو المنبع في الكنيسة والرأس القيادي</w:t>
-      </w:r>
-      <w:r>
-        <w:rPr>
-          <w:rFonts w:hint="cs"/>
-          <w:rtl/>
-          <w:lang w:bidi="ar-AE"/>
-        </w:rPr>
-        <w:t xml:space="preserve"> لها</w:t>
-      </w:r>
-      <w:r>
-        <w:rPr>
-          <w:rFonts w:hint="cs"/>
-          <w:rtl/>
-          <w:lang w:bidi="ar-AE"/>
-        </w:rPr>
-        <w:t>. إنه اختبار نختبره في كل الأزمنة.</w:t>
-      </w:r>
-    </w:p>
-    <w:p>
-      <w:pPr>
-        <w:jc w:val="both"/>
-        <w:rPr>
-          <w:rtl/>
-          <w:lang w:bidi="ar-AE"/>
-        </w:rPr>
-      </w:pPr>
-      <w:r>
-        <w:rPr>
-          <w:rFonts w:hint="cs"/>
-          <w:rtl/>
-          <w:lang w:bidi="ar-AE"/>
-        </w:rPr>
-        <w:t xml:space="preserve">من اللحظة التي سيثور فيها </w:t>
-      </w:r>
-      <w:r>
-        <w:rPr>
-          <w:rFonts w:hint="cs"/>
-          <w:rtl/>
-          <w:lang w:bidi="ar-AE"/>
-        </w:rPr>
-        <w:t>الحيوان</w:t>
-      </w:r>
-      <w:r>
-        <w:rPr>
-          <w:rFonts w:hint="cs"/>
-          <w:rtl/>
-          <w:lang w:bidi="ar-AE"/>
-        </w:rPr>
-        <w:t xml:space="preserve"> أو السلطة المدنية في المملكة الرابعة على الله، هذه المملكة ستجد نفسها مرتبطة ب</w:t>
-      </w:r>
-      <w:r>
-        <w:rPr>
-          <w:rFonts w:hint="cs"/>
-          <w:rtl/>
-          <w:lang w:bidi="ar-AE"/>
-        </w:rPr>
-        <w:t>اليهود وهذا ما سيُدخلنا في سيرة هذا الشعب. حينما ظهر الحيوان الرابع (مملكة الرومان) في مشهد هذا العالم، كان اليهود في أورشليم. المسيح قُدّم لمملكة بيلاطس البنطي كملك اليهود والذي هو مرفوض في هذا الطابع كملك اليهود الذي لن يفقده أبدًا. عند نهاية الأزمنة سيتكرر الواقع ذاته. اليهود الذين أعيدوا ثانية إلى بلادهم وهم لم يتوبوا بعد سيكونون مرتبطين بالحيوان الرابع. سيكون في وسطهم قديسون. إن هذا الحيوان الرابع الثائر على الله سيقاوم بالذات حقوق المسيح كملك اليهود. إنه سيثور على المسيح بصورة أسمى لأنه سيتطاول على حقوق المسيح كملك اليهود. عندها سينزل المسيح من السماء ليُهلكه مع ضد المسيح، الذي هو رأسه. إن الباقين من اليهود سيقبلهم كشعب له على الأرض</w:t>
-      </w:r>
-      <w:r>
-        <w:rPr>
-          <w:rFonts w:hint="cs"/>
-          <w:rtl/>
-          <w:lang w:bidi="ar-AE"/>
-        </w:rPr>
-        <w:t xml:space="preserve"> وسيضع جميع الشعوب تحت قدميه.</w:t>
-      </w:r>
-    </w:p>
-    <w:p>
-      <w:pPr>
-        <w:jc w:val="both"/>
-        <w:rPr>
-          <w:rtl/>
-          <w:lang w:bidi="ar-AE"/>
-        </w:rPr>
-      </w:pPr>
-      <w:r>
-        <w:rPr>
-          <w:rFonts w:hint="cs"/>
-          <w:rtl/>
-          <w:lang w:bidi="ar-AE"/>
-        </w:rPr>
-        <w:t xml:space="preserve">إن ما قيل سيجعلنا نفهم، بأنه الكثير منه ينطبق فقط على القديسين، أي على البقية الأمينة من بين اليهود وليس على الكنيسة. إننا نعلم مثلاً بأنه، بينما ساد الارتداد الكنسي، حدثت اضطهادات على المؤمنين. لكن </w:t>
-      </w:r>
-      <w:r>
-        <w:rPr>
-          <w:rFonts w:hint="cs"/>
-          <w:rtl/>
-          <w:lang w:bidi="ar-AE"/>
-        </w:rPr>
-        <w:lastRenderedPageBreak/>
-        <w:t>في الأزمنة الأخيرة، عندما ستتعلق المسألة باضطهاد القديسين، فإنه سيقع على بقية اليهود، التي دمها سيُسفك كالماء (مزمور 79: 3).</w:t>
-      </w:r>
-    </w:p>
-    <w:p>
-      <w:pPr>
-        <w:jc w:val="both"/>
-        <w:rPr>
-          <w:rtl/>
-          <w:lang w:bidi="ar-AE"/>
-        </w:rPr>
-      </w:pPr>
-      <w:r>
-        <w:rPr>
-          <w:rFonts w:hint="cs"/>
-          <w:rtl/>
-          <w:lang w:bidi="ar-AE"/>
-        </w:rPr>
-        <w:t xml:space="preserve">الإصحاح الثاني عشر من سفر الرؤيا يُري منبع هذه السلطة، التنين العظيم. وكأنه يحق لنا هنا بأن نشاهد هذا المشهد من وراء الكواليس ونرى سلطة إبليس الذي </w:t>
-      </w:r>
-      <w:r>
-        <w:rPr>
-          <w:rFonts w:hint="cs"/>
-          <w:rtl/>
-          <w:lang w:bidi="ar-AE"/>
-        </w:rPr>
-        <w:t>يتلهف</w:t>
-      </w:r>
+        <w:t xml:space="preserve">القلب دائمًا موجود قريبًا من مصدر سعادته، في الرب </w:t>
+      </w:r>
+      <w:r>
+        <w:rPr>
+          <w:rFonts w:hint="cs"/>
+          <w:rtl/>
+          <w:lang w:bidi="ar-AE"/>
+        </w:rPr>
+        <w:t>يسوع</w:t>
+      </w:r>
+      <w:r>
+        <w:rPr>
+          <w:rFonts w:hint="cs"/>
+          <w:rtl/>
+          <w:lang w:bidi="ar-AE"/>
+        </w:rPr>
+        <w:t xml:space="preserve">. </w:t>
+      </w:r>
+      <w:r>
+        <w:rPr>
+          <w:rFonts w:hint="cs"/>
+          <w:rtl/>
+          <w:lang w:bidi="ar-AE"/>
+        </w:rPr>
+        <w:t xml:space="preserve">هو موجود وسط تجاربنا، وبالرغم من إنه محبته من دون حدود وبتتعدى كل معرفة وعلم، إلا إنه يمكننا القول بأننا نعلم بها. الإبرة الممغنطة دائمًا تحيد قليلاً عن القاطب وترتعش عندما تهب العواصف والرعود، لكن اتجاهها لا يتغير </w:t>
+      </w:r>
+      <w:hyperlink r:id="rId5" w:anchor=":~:text=%C3%A4ndert%20sich%20nicht.-,Die%20Magnetnadel%20des,-Christen%2C%20der%20Glaube" w:history="1">
+        <w:r>
+          <w:rPr>
+            <w:rStyle w:val="Hyperlink"/>
+            <w:rFonts w:hint="cs"/>
+            <w:rtl/>
+            <w:lang w:bidi="ar-AE"/>
+          </w:rPr>
+          <w:t>أبدًا</w:t>
+        </w:r>
+      </w:hyperlink>
       <w:bookmarkStart w:id="0" w:name="_GoBack"/>
       <w:bookmarkEnd w:id="0"/>
       <w:r>
@@ -597,169 +845,7 @@
           <w:rtl/>
           <w:lang w:bidi="ar-AE"/>
         </w:rPr>
-        <w:t xml:space="preserve"> بأن يُهلك مَن سيحكم كل الشعوب بقضيب من حديد: المسيح وفي المسيح ومع المسيح الكنيسة. هذه هي في الحقيقة سلطة إبليس، الحرب العظيمة. إن كلمة الله تُظهر </w:t>
-      </w:r>
-      <w:r>
-        <w:rPr>
-          <w:rFonts w:hint="cs"/>
-          <w:rtl/>
-          <w:lang w:bidi="ar-AE"/>
-        </w:rPr>
-        <w:t>التعاكس</w:t>
-      </w:r>
-      <w:r>
-        <w:rPr>
-          <w:rFonts w:hint="cs"/>
-          <w:rtl/>
-          <w:lang w:bidi="ar-AE"/>
-        </w:rPr>
-        <w:t xml:space="preserve"> ما بين الآب والعالم</w:t>
-      </w:r>
-      <w:r>
-        <w:rPr>
-          <w:rFonts w:hint="cs"/>
-          <w:rtl/>
-          <w:lang w:bidi="ar-AE"/>
-        </w:rPr>
-        <w:t>، ما بين الجسد والروح، ما بين إبليس وابن الله. هنا هو التنين العظيم أو الشيطان، الذي يريد بأن يبتلع الذي سيحكم الشعوب بقضيب من حديد. لكنه في السماء، حيث تنظره عيننا.</w:t>
-      </w:r>
-    </w:p>
-    <w:p>
-      <w:pPr>
-        <w:jc w:val="both"/>
-        <w:rPr>
-          <w:rtl/>
-          <w:lang w:bidi="ar-AE"/>
-        </w:rPr>
-      </w:pPr>
-      <w:r>
-        <w:rPr>
-          <w:rFonts w:hint="cs"/>
-          <w:rtl/>
-          <w:lang w:bidi="ar-AE"/>
-        </w:rPr>
-        <w:t>لاحقًا، في رؤيا 12: 9، سيُطرد إبليس من السماء، وهو حدث لم يحدث فعلاً بعد.</w:t>
-      </w:r>
-    </w:p>
-    <w:p>
-      <w:pPr>
-        <w:jc w:val="both"/>
-        <w:rPr>
-          <w:rtl/>
-          <w:lang w:bidi="ar-AE"/>
-        </w:rPr>
-      </w:pPr>
-      <w:r>
-        <w:rPr>
-          <w:rFonts w:hint="cs"/>
-          <w:rtl/>
-          <w:lang w:bidi="ar-AE"/>
-        </w:rPr>
-        <w:t>وهنا يستصعب البعض. لأن الشيطان طُرد من الضمير، والذي بحد ذاته يبقى كذلك، فيتخيل المرء بأنه طُرد ايضًا من السماء. إنه صحيح جدًا بأن إبليس لم يعُد له أية سلطة على ضميرنا، إن فهمنا قيمة دم المسيح. لكن لأجل هذا أيضًا يتشفع المسيح من أجلنا في السماء، حيث يشتكي الشيطان على أولاد الله. نحن نرى في أفسس 6: 12، بأن الأرواح الشريرة موجودة في السمويات. بالتالي ستقوم حرب في السماء، محاربة، لا يتداخل فيها أي عمل تشفعي أو عمل خارج من عند رئيس الكهنة، وإنما سلطة ستتفاخر ربما بملائكة</w:t>
-      </w:r>
-      <w:r>
-        <w:rPr>
-          <w:rFonts w:hint="cs"/>
-          <w:rtl/>
-          <w:lang w:bidi="ar-AE"/>
-        </w:rPr>
-        <w:t>، ولكنه سيبقى على طول الخط عمل سلطوي. على الرغم من أن إبليس سيسقط وارفًا من السماء، فإن سقوطه سيكون هدفه في الوقت ذاته هذه الأرض. لكنه لن يُربط بعد في الهاوية وثمار شره لن تكون قد وصلت إلى غايتها بعد. إنه سينزل بغضب عظيم، "</w:t>
-      </w:r>
-      <w:r>
-        <w:rPr>
-          <w:rtl/>
-        </w:rPr>
-        <w:t xml:space="preserve"> </w:t>
-      </w:r>
-      <w:r>
-        <w:rPr>
-          <w:rtl/>
-          <w:lang w:bidi="ar-AE"/>
-        </w:rPr>
-        <w:t>عَالِمًا أَنَّ لَهُ زَمَانًا قَلِيلاً».</w:t>
-      </w:r>
-      <w:r>
-        <w:rPr>
-          <w:rFonts w:hint="cs"/>
-          <w:rtl/>
-          <w:lang w:bidi="ar-AE"/>
-        </w:rPr>
-        <w:t>" (رؤيا 12: 12).</w:t>
-      </w:r>
-    </w:p>
-    <w:p>
-      <w:pPr>
-        <w:jc w:val="both"/>
-        <w:rPr>
-          <w:rtl/>
-          <w:lang w:bidi="ar-AE"/>
-        </w:rPr>
-      </w:pPr>
-      <w:r>
-        <w:rPr>
-          <w:rFonts w:hint="cs"/>
-          <w:rtl/>
-          <w:lang w:bidi="ar-AE"/>
-        </w:rPr>
-        <w:t>هو سيسلم سلطانه لضد المسيح وهذا سيقتله المسيح بنفخة فمه (قارن 2. تسالونيكي 2: 8). من بعد ذلك مباشرة سيبزغ نهار الدينونة، الذي سيأتي كلص في الليل، لأولاد هذا العالم عندما يقولون: "سلام وأمان".</w:t>
-      </w:r>
-    </w:p>
-    <w:p>
-      <w:pPr>
-        <w:jc w:val="both"/>
-        <w:rPr>
-          <w:rtl/>
-          <w:lang w:bidi="ar-AE"/>
-        </w:rPr>
-      </w:pPr>
-      <w:r>
-        <w:rPr>
-          <w:rFonts w:hint="cs"/>
-          <w:rtl/>
-          <w:lang w:bidi="ar-AE"/>
-        </w:rPr>
-        <w:t>أما أبناء النهار والنور فستتحقق هذه الكلمة من جهتهم: "</w:t>
-      </w:r>
-      <w:r>
-        <w:rPr>
-          <w:rtl/>
-          <w:lang w:bidi="ar-AE"/>
-        </w:rPr>
-        <w:t xml:space="preserve"> 10 لأَنَّكَ حَفِظْتَ كَلِمَةَ صَبْرِي، أَنَا أَيْضًا سَأَحْفَظُكَ مِنْ سَاعَةِ التَّجْرِبَةِ الْعَتِيدَةِ أَنْ تَأْتِيَ عَلَى الْعَالَمِ كُلِّهِ لِتُجَرِّبَ السَّاكِنِينَ عَلَى الأَرْضِ.  11 هَا أَنَا آتِي سَرِيعًا. تَمَسَّكْ بِمَا عِنْدَكَ لِئَلاَّ يَأْخُذَ أَحَدٌ إِكْلِيلَكَ.</w:t>
-      </w:r>
-      <w:r>
-        <w:rPr>
-          <w:rFonts w:hint="cs"/>
-          <w:rtl/>
-          <w:lang w:bidi="ar-AE"/>
-        </w:rPr>
-        <w:t>!" (رؤيا 3: 10، 11)</w:t>
-      </w:r>
-      <w:r>
-        <w:rPr>
-          <w:rFonts w:hint="cs"/>
-          <w:rtl/>
-          <w:lang w:bidi="ar-AE"/>
-        </w:rPr>
-        <w:t>.</w:t>
-      </w:r>
-    </w:p>
-    <w:p>
-      <w:pPr>
-        <w:jc w:val="both"/>
-        <w:rPr>
-          <w:rFonts w:hint="cs"/>
-          <w:rtl/>
-          <w:lang w:bidi="ar-AE"/>
-        </w:rPr>
-      </w:pPr>
-      <w:r>
-        <w:rPr>
-          <w:rFonts w:hint="cs"/>
-          <w:rtl/>
-          <w:lang w:bidi="ar-AE"/>
-        </w:rPr>
-        <w:t>(مقتطف من "منتظر الكنيسة")</w:t>
+        <w:t xml:space="preserve">. </w:t>
       </w:r>
     </w:p>
     <w:sectPr>
@@ -787,7 +873,9 @@
     </w:rPrDefault>
     <w:pPrDefault>
       <w:pPr>
+        <w:bidi/>
         <w:spacing w:after="160" w:line="259" w:lineRule="auto"/>
+        <w:jc w:val="both"/>
       </w:pPr>
     </w:pPrDefault>
   </w:docDefaults>
@@ -1172,9 +1260,10 @@
   <w:style w:type="paragraph" w:default="1" w:styleId="Normal">
     <w:name w:val="Normal"/>
     <w:qFormat/>
-    <w:pPr>
-      <w:bidi/>
-    </w:pPr>
+    <w:rPr>
+      <w:noProof/>
+      <w:lang w:bidi="ar-EG"/>
+    </w:rPr>
   </w:style>
   <w:style w:type="character" w:default="1" w:styleId="DefaultParagraphFont">
     <w:name w:val="Default Paragraph Font"/>
@@ -1208,7 +1297,7 @@
     <w:basedOn w:val="DefaultParagraphFont"/>
     <w:uiPriority w:val="99"/>
     <w:unhideWhenUsed/>
-    <w:rsid w:val="00111D65"/>
+    <w:rsid w:val="0038138E"/>
     <w:rPr>
       <w:color w:val="0563C1" w:themeColor="hyperlink"/>
       <w:u w:val="single"/>
@@ -1220,22 +1309,10 @@
     <w:uiPriority w:val="99"/>
     <w:semiHidden/>
     <w:unhideWhenUsed/>
-    <w:rsid w:val="00111D65"/>
+    <w:rsid w:val="0038138E"/>
     <w:rPr>
       <w:color w:val="605E5C"/>
       <w:shd w:val="clear" w:color="auto" w:fill="E1DFDD"/>
-    </w:rPr>
-  </w:style>
-  <w:style w:type="character" w:styleId="FollowedHyperlink">
-    <w:name w:val="FollowedHyperlink"/>
-    <w:basedOn w:val="DefaultParagraphFont"/>
-    <w:uiPriority w:val="99"/>
-    <w:semiHidden/>
-    <w:unhideWhenUsed/>
-    <w:rsid w:val="00BE005D"/>
-    <w:rPr>
-      <w:color w:val="954F72" w:themeColor="followedHyperlink"/>
-      <w:u w:val="single"/>
     </w:rPr>
   </w:style>
 </w:styles>
